--- a/lab3/Примеры работы алгоритмов.docx
+++ b/lab3/Примеры работы алгоритмов.docx
@@ -2233,14 +2233,7 @@
                     <w:rFonts w:ascii="Cambria Math" w:hAnsi="Cambria Math"/>
                     <w:lang w:val="ru-RU"/>
                   </w:rPr>
-                  <m:t>6</m:t>
-                </m:r>
-                <m:r>
-                  <w:rPr>
-                    <w:rFonts w:ascii="Cambria Math" w:hAnsi="Cambria Math"/>
-                    <w:lang w:val="ru-RU"/>
-                  </w:rPr>
-                  <m:t>6</m:t>
+                  <m:t>66</m:t>
                 </m:r>
               </m:num>
               <m:den>
@@ -2260,14 +2253,7 @@
             <w:rFonts w:ascii="Cambria Math" w:hAnsi="Cambria Math"/>
             <w:lang w:val="ru-RU"/>
           </w:rPr>
-          <m:t xml:space="preserve"> </m:t>
-        </m:r>
-        <m:r>
-          <w:rPr>
-            <w:rFonts w:ascii="Cambria Math" w:hAnsi="Cambria Math"/>
-            <w:lang w:val="ru-RU"/>
-          </w:rPr>
-          <m:t>≢1 (</m:t>
+          <m:t xml:space="preserve"> ≢1 (</m:t>
         </m:r>
         <m:r>
           <w:rPr>
@@ -9746,6 +9732,1212 @@
           <w:lang w:val="ru-RU"/>
         </w:rPr>
       </w:pPr>
+    </w:p>
+    <w:p>
+      <w:pPr>
+        <w:ind w:firstLine="0"/>
+        <w:rPr>
+          <w:iCs/>
+        </w:rPr>
+      </w:pPr>
+      <w:r>
+        <w:rPr>
+          <w:iCs/>
+          <w:lang w:val="ru-RU"/>
+        </w:rPr>
+        <w:t>Также существует другой вариант вычисления первообразных корней</w:t>
+      </w:r>
+    </w:p>
+    <w:p>
+      <w:pPr>
+        <w:ind w:firstLine="0"/>
+        <w:rPr>
+          <w:lang w:val="ru-RU"/>
+        </w:rPr>
+      </w:pPr>
+      <w:r>
+        <w:rPr>
+          <w:iCs/>
+          <w:lang w:val="ru-RU"/>
+        </w:rPr>
+        <w:br/>
+      </w:r>
+      <w:r>
+        <w:rPr>
+          <w:lang w:val="ru-RU"/>
+        </w:rPr>
+        <w:t>Найдем один первообразный корень перебирая числа по порядку:</w:t>
+      </w:r>
+    </w:p>
+    <w:p>
+      <w:pPr>
+        <w:ind w:firstLine="0"/>
+        <w:rPr>
+          <w:lang w:val="ru-RU"/>
+        </w:rPr>
+      </w:pPr>
+    </w:p>
+    <w:p>
+      <w:pPr>
+        <w:ind w:firstLine="0"/>
+        <w:rPr>
+          <w:lang w:val="ru-RU"/>
+        </w:rPr>
+      </w:pPr>
+      <w:r>
+        <w:rPr>
+          <w:lang w:val="ru-RU"/>
+        </w:rPr>
+        <w:t>Проверим является ли число 2 первообразным корнем:</w:t>
+      </w:r>
+    </w:p>
+    <w:p>
+      <w:pPr>
+        <w:ind w:firstLine="0"/>
+      </w:pPr>
+      <w:r>
+        <w:rPr>
+          <w:lang w:val="ru-RU"/>
+        </w:rPr>
+        <w:t>2</w:t>
+      </w:r>
+      <w:r>
+        <w:rPr>
+          <w:vertAlign w:val="superscript"/>
+        </w:rPr>
+        <w:t>66</w:t>
+      </w:r>
+      <w:r>
+        <w:rPr>
+          <w:vertAlign w:val="superscript"/>
+          <w:lang w:val="ru-RU"/>
+        </w:rPr>
+        <w:t>/</w:t>
+      </w:r>
+      <w:r>
+        <w:rPr>
+          <w:vertAlign w:val="superscript"/>
+        </w:rPr>
+        <w:t>2</w:t>
+      </w:r>
+      <w:r>
+        <w:rPr>
+          <w:lang w:val="ru-RU"/>
+        </w:rPr>
+        <w:t xml:space="preserve"> </w:t>
+      </w:r>
+      <w:r>
+        <w:t>mod</w:t>
+      </w:r>
+      <w:r>
+        <w:rPr>
+          <w:lang w:val="ru-RU"/>
+        </w:rPr>
+        <w:t xml:space="preserve"> </w:t>
+      </w:r>
+      <w:r>
+        <w:t>67</w:t>
+      </w:r>
+      <w:r>
+        <w:rPr>
+          <w:lang w:val="ru-RU"/>
+        </w:rPr>
+        <w:t xml:space="preserve"> = </w:t>
+      </w:r>
+      <w:r>
+        <w:t>66</w:t>
+      </w:r>
+      <w:r>
+        <w:rPr>
+          <w:lang w:val="ru-RU"/>
+        </w:rPr>
+        <w:t xml:space="preserve"> ≠ 1; 2</w:t>
+      </w:r>
+      <w:r>
+        <w:rPr>
+          <w:vertAlign w:val="superscript"/>
+        </w:rPr>
+        <w:t>67</w:t>
+      </w:r>
+      <w:r>
+        <w:rPr>
+          <w:vertAlign w:val="superscript"/>
+          <w:lang w:val="ru-RU"/>
+        </w:rPr>
+        <w:t>/</w:t>
+      </w:r>
+      <w:r>
+        <w:rPr>
+          <w:vertAlign w:val="superscript"/>
+        </w:rPr>
+        <w:t>3</w:t>
+      </w:r>
+      <w:r>
+        <w:rPr>
+          <w:lang w:val="ru-RU"/>
+        </w:rPr>
+        <w:t xml:space="preserve"> </w:t>
+      </w:r>
+      <w:r>
+        <w:t>mod</w:t>
+      </w:r>
+      <w:r>
+        <w:rPr>
+          <w:lang w:val="ru-RU"/>
+        </w:rPr>
+        <w:t xml:space="preserve"> </w:t>
+      </w:r>
+      <w:r>
+        <w:t>6</w:t>
+      </w:r>
+      <w:r>
+        <w:t>7</w:t>
+      </w:r>
+      <w:r>
+        <w:rPr>
+          <w:lang w:val="ru-RU"/>
+        </w:rPr>
+        <w:t xml:space="preserve"> = </w:t>
+      </w:r>
+      <w:r>
+        <w:t>3</w:t>
+      </w:r>
+      <w:r>
+        <w:rPr>
+          <w:lang w:val="ru-RU"/>
+        </w:rPr>
+        <w:t xml:space="preserve">4 ≠ </w:t>
+      </w:r>
+      <w:proofErr w:type="gramStart"/>
+      <w:r>
+        <w:rPr>
+          <w:lang w:val="ru-RU"/>
+        </w:rPr>
+        <w:t xml:space="preserve">1 </w:t>
+      </w:r>
+      <w:r>
+        <w:t>,</w:t>
+      </w:r>
+      <w:proofErr w:type="gramEnd"/>
+      <w:r>
+        <w:t xml:space="preserve"> </w:t>
+      </w:r>
+      <w:r>
+        <w:rPr>
+          <w:lang w:val="ru-RU"/>
+        </w:rPr>
+        <w:t>2</w:t>
+      </w:r>
+      <w:r>
+        <w:rPr>
+          <w:vertAlign w:val="superscript"/>
+        </w:rPr>
+        <w:t>6</w:t>
+      </w:r>
+      <w:r>
+        <w:rPr>
+          <w:vertAlign w:val="superscript"/>
+        </w:rPr>
+        <w:t>6/11</w:t>
+      </w:r>
+      <w:r>
+        <w:rPr>
+          <w:lang w:val="ru-RU"/>
+        </w:rPr>
+        <w:t xml:space="preserve"> </w:t>
+      </w:r>
+      <w:r>
+        <w:t>mod</w:t>
+      </w:r>
+      <w:r>
+        <w:rPr>
+          <w:lang w:val="ru-RU"/>
+        </w:rPr>
+        <w:t xml:space="preserve"> </w:t>
+      </w:r>
+      <w:r>
+        <w:t>67</w:t>
+      </w:r>
+      <w:r>
+        <w:t xml:space="preserve"> </w:t>
+      </w:r>
+      <w:r>
+        <w:rPr>
+          <w:lang w:val="ru-RU"/>
+        </w:rPr>
+        <w:t xml:space="preserve">= </w:t>
+      </w:r>
+      <w:r>
+        <w:t>6</w:t>
+      </w:r>
+      <w:r>
+        <w:rPr>
+          <w:lang w:val="ru-RU"/>
+        </w:rPr>
+        <w:t>4</w:t>
+      </w:r>
+      <w:r>
+        <w:t xml:space="preserve"> </w:t>
+      </w:r>
+      <w:r>
+        <w:rPr>
+          <w:lang w:val="ru-RU"/>
+        </w:rPr>
+        <w:t>≠ 1</w:t>
+      </w:r>
+    </w:p>
+    <w:p>
+      <w:pPr>
+        <w:ind w:firstLine="0"/>
+        <w:rPr>
+          <w:lang w:val="ru-RU"/>
+        </w:rPr>
+      </w:pPr>
+      <w:r>
+        <w:rPr>
+          <w:lang w:val="ru-RU"/>
+        </w:rPr>
+        <w:t>Значит число 2 является первообразным корнем.</w:t>
+      </w:r>
+    </w:p>
+    <w:p>
+      <w:pPr>
+        <w:ind w:firstLine="0"/>
+        <w:rPr>
+          <w:lang w:val="ru-RU"/>
+        </w:rPr>
+      </w:pPr>
+    </w:p>
+    <w:p>
+      <w:pPr>
+        <w:ind w:firstLine="0"/>
+        <w:rPr>
+          <w:lang w:val="ru-RU"/>
+        </w:rPr>
+      </w:pPr>
+      <w:r>
+        <w:rPr>
+          <w:lang w:val="ru-RU"/>
+        </w:rPr>
+        <w:t>Воспользуемся следующим свойством:</w:t>
+      </w:r>
+    </w:p>
+    <w:p>
+      <w:pPr>
+        <w:ind w:firstLine="0"/>
+        <w:rPr>
+          <w:lang w:val="ru-RU"/>
+        </w:rPr>
+      </w:pPr>
+      <w:r>
+        <w:rPr>
+          <w:lang w:val="ru-RU"/>
+        </w:rPr>
+        <w:t xml:space="preserve">Если по модулю </w:t>
+      </w:r>
+      <w:r>
+        <w:t>m</w:t>
+      </w:r>
+      <w:r>
+        <w:rPr>
+          <w:lang w:val="ru-RU"/>
+        </w:rPr>
+        <w:t xml:space="preserve"> существует первообразный корень </w:t>
+      </w:r>
+      <w:r>
+        <w:rPr>
+          <w:i/>
+          <w:iCs/>
+        </w:rPr>
+        <w:t>g</w:t>
+      </w:r>
+      <w:r>
+        <w:rPr>
+          <w:lang w:val="ru-RU"/>
+        </w:rPr>
+        <w:t xml:space="preserve">, то всего существует </w:t>
+      </w:r>
+    </w:p>
+    <w:p>
+      <w:pPr>
+        <w:ind w:firstLine="0"/>
+        <w:rPr>
+          <w:lang w:val="ru-RU"/>
+        </w:rPr>
+      </w:pPr>
+      <w:r>
+        <w:t>φ</w:t>
+      </w:r>
+      <w:r>
+        <w:rPr>
+          <w:lang w:val="ru-RU"/>
+        </w:rPr>
+        <w:t>(</w:t>
+      </w:r>
+      <w:r>
+        <w:t>φ</w:t>
+      </w:r>
+      <w:r>
+        <w:rPr>
+          <w:lang w:val="ru-RU"/>
+        </w:rPr>
+        <w:t>(</w:t>
+      </w:r>
+      <w:r>
+        <w:rPr>
+          <w:i/>
+          <w:iCs/>
+        </w:rPr>
+        <w:t>m</w:t>
+      </w:r>
+      <w:r>
+        <w:rPr>
+          <w:lang w:val="ru-RU"/>
+        </w:rPr>
+        <w:t xml:space="preserve">)) различных первообразных корней по модулю </w:t>
+      </w:r>
+      <w:r>
+        <w:rPr>
+          <w:i/>
+          <w:iCs/>
+        </w:rPr>
+        <w:t>m</w:t>
+      </w:r>
+      <w:r>
+        <w:rPr>
+          <w:lang w:val="ru-RU"/>
+        </w:rPr>
+        <w:t xml:space="preserve">, причём все они имеют вид </w:t>
+      </w:r>
+      <w:proofErr w:type="spellStart"/>
+      <w:r>
+        <w:rPr>
+          <w:i/>
+          <w:iCs/>
+        </w:rPr>
+        <w:t>g</w:t>
+      </w:r>
+      <w:r>
+        <w:rPr>
+          <w:i/>
+          <w:iCs/>
+          <w:vertAlign w:val="superscript"/>
+        </w:rPr>
+        <w:t>k</w:t>
+      </w:r>
+      <w:proofErr w:type="spellEnd"/>
+      <w:r>
+        <w:rPr>
+          <w:lang w:val="ru-RU"/>
+        </w:rPr>
+        <w:t xml:space="preserve"> </w:t>
+      </w:r>
+      <w:r>
+        <w:t>mod</w:t>
+      </w:r>
+      <w:r>
+        <w:rPr>
+          <w:lang w:val="ru-RU"/>
+        </w:rPr>
+        <w:t xml:space="preserve"> </w:t>
+      </w:r>
+      <w:r>
+        <w:rPr>
+          <w:i/>
+          <w:iCs/>
+        </w:rPr>
+        <w:t>m</w:t>
+      </w:r>
+      <w:r>
+        <w:rPr>
+          <w:lang w:val="ru-RU"/>
+        </w:rPr>
+        <w:t xml:space="preserve">, где 1 ≤ </w:t>
+      </w:r>
+      <w:r>
+        <w:rPr>
+          <w:i/>
+          <w:iCs/>
+        </w:rPr>
+        <w:t>k</w:t>
+      </w:r>
+      <w:r>
+        <w:rPr>
+          <w:lang w:val="ru-RU"/>
+        </w:rPr>
+        <w:t xml:space="preserve"> &lt; </w:t>
+      </w:r>
+      <w:r>
+        <w:t>φ</w:t>
+      </w:r>
+      <w:r>
+        <w:rPr>
+          <w:lang w:val="ru-RU"/>
+        </w:rPr>
+        <w:t>(</w:t>
+      </w:r>
+      <w:r>
+        <w:rPr>
+          <w:i/>
+          <w:iCs/>
+        </w:rPr>
+        <w:t>m</w:t>
+      </w:r>
+      <w:r>
+        <w:rPr>
+          <w:lang w:val="ru-RU"/>
+        </w:rPr>
+        <w:t xml:space="preserve">) и </w:t>
+      </w:r>
+      <w:proofErr w:type="gramStart"/>
+      <w:r>
+        <w:rPr>
+          <w:lang w:val="ru-RU"/>
+        </w:rPr>
+        <w:t>НОД(</w:t>
+      </w:r>
+      <w:proofErr w:type="gramEnd"/>
+      <w:r>
+        <w:rPr>
+          <w:i/>
+          <w:iCs/>
+        </w:rPr>
+        <w:t>k</w:t>
+      </w:r>
+      <w:r>
+        <w:rPr>
+          <w:lang w:val="ru-RU"/>
+        </w:rPr>
+        <w:t xml:space="preserve">, </w:t>
+      </w:r>
+      <w:r>
+        <w:t>φ</w:t>
+      </w:r>
+      <w:r>
+        <w:rPr>
+          <w:lang w:val="ru-RU"/>
+        </w:rPr>
+        <w:t>(</w:t>
+      </w:r>
+      <w:r>
+        <w:rPr>
+          <w:i/>
+          <w:iCs/>
+        </w:rPr>
+        <w:t>m</w:t>
+      </w:r>
+      <w:r>
+        <w:rPr>
+          <w:lang w:val="ru-RU"/>
+        </w:rPr>
+        <w:t>)) = 1</w:t>
+      </w:r>
+      <w:r>
+        <w:rPr>
+          <w:lang w:val="ru-RU"/>
+        </w:rPr>
+        <w:br/>
+      </w:r>
+      <w:r>
+        <w:rPr>
+          <w:lang w:val="ru-RU"/>
+        </w:rPr>
+        <w:br/>
+      </w:r>
+      <w:r>
+        <w:rPr>
+          <w:lang w:val="ru-RU"/>
+        </w:rPr>
+        <w:t xml:space="preserve">Все числа взаимно простые с </w:t>
+      </w:r>
+      <w:r>
+        <w:rPr>
+          <w:lang w:val="ru-RU"/>
+        </w:rPr>
+        <w:t>66</w:t>
+      </w:r>
+      <w:r>
+        <w:rPr>
+          <w:lang w:val="ru-RU"/>
+        </w:rPr>
+        <w:t xml:space="preserve"> до </w:t>
+      </w:r>
+      <w:r>
+        <w:rPr>
+          <w:lang w:val="ru-RU"/>
+        </w:rPr>
+        <w:t>66</w:t>
+      </w:r>
+      <w:r>
+        <w:rPr>
+          <w:lang w:val="ru-RU"/>
+        </w:rPr>
+        <w:t>:</w:t>
+      </w:r>
+    </w:p>
+    <w:p>
+      <w:pPr>
+        <w:ind w:firstLine="0"/>
+        <w:rPr>
+          <w:lang w:val="ru-RU"/>
+        </w:rPr>
+      </w:pPr>
+      <w:r>
+        <w:rPr>
+          <w:lang w:val="ru-RU"/>
+        </w:rPr>
+        <w:t xml:space="preserve">1, </w:t>
+      </w:r>
+      <w:r>
+        <w:t>5, 7, 13, 17, 19, 23, 25, 29, 31, 35, 37, 41, 43, 47, 49, 53, 59, 61, 65</w:t>
+      </w:r>
+      <w:r>
+        <w:rPr>
+          <w:lang w:val="ru-RU"/>
+        </w:rPr>
+        <w:br/>
+      </w:r>
+      <w:proofErr w:type="spellStart"/>
+      <w:r>
+        <w:t>Найдем</w:t>
+      </w:r>
+      <w:proofErr w:type="spellEnd"/>
+      <w:r>
+        <w:t xml:space="preserve"> </w:t>
+      </w:r>
+      <w:proofErr w:type="spellStart"/>
+      <w:r>
+        <w:t>первообразные</w:t>
+      </w:r>
+      <w:proofErr w:type="spellEnd"/>
+      <w:r>
+        <w:t xml:space="preserve"> </w:t>
+      </w:r>
+      <w:proofErr w:type="spellStart"/>
+      <w:r>
+        <w:t>корни</w:t>
+      </w:r>
+      <w:proofErr w:type="spellEnd"/>
+      <w:r>
+        <w:t>:</w:t>
+      </w:r>
+    </w:p>
+    <w:p>
+      <w:pPr>
+        <w:ind w:firstLine="0"/>
+        <w:rPr>
+          <w:lang w:val="ru-RU"/>
+        </w:rPr>
+      </w:pPr>
+    </w:p>
+    <w:p>
+      <w:pPr>
+        <w:ind w:firstLine="0"/>
+      </w:pPr>
+      <w:r>
+        <w:t>2</w:t>
+      </w:r>
+      <w:r>
+        <w:rPr>
+          <w:vertAlign w:val="superscript"/>
+        </w:rPr>
+        <w:t>1</w:t>
+      </w:r>
+      <w:r>
+        <w:t xml:space="preserve"> mod</w:t>
+      </w:r>
+      <w:r>
+        <w:t xml:space="preserve"> </w:t>
+      </w:r>
+      <w:r>
+        <w:t>67</w:t>
+      </w:r>
+      <w:r>
+        <w:t xml:space="preserve"> = 2</w:t>
+      </w:r>
+    </w:p>
+    <w:p>
+      <w:pPr>
+        <w:ind w:firstLine="0"/>
+      </w:pPr>
+      <w:r>
+        <w:t>2</w:t>
+      </w:r>
+      <w:r>
+        <w:rPr>
+          <w:vertAlign w:val="superscript"/>
+        </w:rPr>
+        <w:t>5</w:t>
+      </w:r>
+      <w:r>
+        <w:t xml:space="preserve"> </w:t>
+      </w:r>
+      <w:r>
+        <w:t>mod</w:t>
+      </w:r>
+      <w:r>
+        <w:t xml:space="preserve"> </w:t>
+      </w:r>
+      <w:r>
+        <w:t>67</w:t>
+      </w:r>
+      <w:r>
+        <w:t xml:space="preserve"> = </w:t>
+      </w:r>
+      <w:r>
+        <w:t>32</w:t>
+      </w:r>
+    </w:p>
+    <w:p>
+      <w:pPr>
+        <w:ind w:firstLine="0"/>
+      </w:pPr>
+      <w:r>
+        <w:t>2</w:t>
+      </w:r>
+      <w:r>
+        <w:rPr>
+          <w:vertAlign w:val="superscript"/>
+        </w:rPr>
+        <w:t>7</w:t>
+      </w:r>
+      <w:r>
+        <w:rPr>
+          <w:vertAlign w:val="superscript"/>
+        </w:rPr>
+        <w:t xml:space="preserve"> </w:t>
+      </w:r>
+      <w:r>
+        <w:t xml:space="preserve">mod </w:t>
+      </w:r>
+      <w:r>
+        <w:t>67</w:t>
+      </w:r>
+      <w:r>
+        <w:t xml:space="preserve"> = </w:t>
+      </w:r>
+      <w:r>
+        <w:t>61</w:t>
+      </w:r>
+    </w:p>
+    <w:p>
+      <w:pPr>
+        <w:ind w:firstLine="0"/>
+      </w:pPr>
+      <w:r>
+        <w:t>2</w:t>
+      </w:r>
+      <w:r>
+        <w:rPr>
+          <w:vertAlign w:val="superscript"/>
+        </w:rPr>
+        <w:t>13</w:t>
+      </w:r>
+      <w:r>
+        <w:t xml:space="preserve"> mod </w:t>
+      </w:r>
+      <w:r>
+        <w:t>67</w:t>
+      </w:r>
+      <w:r>
+        <w:t xml:space="preserve"> = </w:t>
+      </w:r>
+      <w:r>
+        <w:t>18</w:t>
+      </w:r>
+    </w:p>
+    <w:p>
+      <w:pPr>
+        <w:ind w:firstLine="0"/>
+      </w:pPr>
+      <w:r>
+        <w:t>2</w:t>
+      </w:r>
+      <w:r>
+        <w:rPr>
+          <w:vertAlign w:val="superscript"/>
+        </w:rPr>
+        <w:t>17</w:t>
+      </w:r>
+      <w:r>
+        <w:t xml:space="preserve"> mod </w:t>
+      </w:r>
+      <w:r>
+        <w:t>67</w:t>
+      </w:r>
+      <w:r>
+        <w:t xml:space="preserve"> = </w:t>
+      </w:r>
+      <w:r>
+        <w:t>20</w:t>
+      </w:r>
+    </w:p>
+    <w:p>
+      <w:pPr>
+        <w:ind w:firstLine="0"/>
+      </w:pPr>
+      <w:r>
+        <w:t>2</w:t>
+      </w:r>
+      <w:r>
+        <w:rPr>
+          <w:vertAlign w:val="superscript"/>
+        </w:rPr>
+        <w:t>19</w:t>
+      </w:r>
+      <w:r>
+        <w:t xml:space="preserve"> mod </w:t>
+      </w:r>
+      <w:r>
+        <w:t>67</w:t>
+      </w:r>
+      <w:r>
+        <w:t xml:space="preserve"> = </w:t>
+      </w:r>
+      <w:r>
+        <w:t>13</w:t>
+      </w:r>
+    </w:p>
+    <w:p>
+      <w:pPr>
+        <w:ind w:firstLine="0"/>
+      </w:pPr>
+      <w:r>
+        <w:t>2</w:t>
+      </w:r>
+      <w:r>
+        <w:rPr>
+          <w:vertAlign w:val="superscript"/>
+        </w:rPr>
+        <w:t>23</w:t>
+      </w:r>
+      <w:r>
+        <w:t xml:space="preserve"> mod </w:t>
+      </w:r>
+      <w:r>
+        <w:t>67</w:t>
+      </w:r>
+      <w:r>
+        <w:t xml:space="preserve"> = </w:t>
+      </w:r>
+      <w:r>
+        <w:t>7</w:t>
+      </w:r>
+    </w:p>
+    <w:p>
+      <w:pPr>
+        <w:ind w:firstLine="0"/>
+      </w:pPr>
+      <w:r>
+        <w:t>2</w:t>
+      </w:r>
+      <w:r>
+        <w:rPr>
+          <w:vertAlign w:val="superscript"/>
+        </w:rPr>
+        <w:t>25</w:t>
+      </w:r>
+      <w:r>
+        <w:t xml:space="preserve"> mod </w:t>
+      </w:r>
+      <w:r>
+        <w:t>67</w:t>
+      </w:r>
+      <w:r>
+        <w:t xml:space="preserve"> = </w:t>
+      </w:r>
+      <w:r>
+        <w:t>28</w:t>
+      </w:r>
+    </w:p>
+    <w:p>
+      <w:pPr>
+        <w:ind w:firstLine="0"/>
+      </w:pPr>
+      <w:r>
+        <w:t>2</w:t>
+      </w:r>
+      <w:r>
+        <w:rPr>
+          <w:vertAlign w:val="superscript"/>
+        </w:rPr>
+        <w:t>29</w:t>
+      </w:r>
+      <w:r>
+        <w:t xml:space="preserve"> mod </w:t>
+      </w:r>
+      <w:r>
+        <w:t>67</w:t>
+      </w:r>
+      <w:r>
+        <w:t xml:space="preserve"> = </w:t>
+      </w:r>
+      <w:r>
+        <w:t>46</w:t>
+      </w:r>
+    </w:p>
+    <w:p>
+      <w:pPr>
+        <w:ind w:firstLine="0"/>
+      </w:pPr>
+      <w:r>
+        <w:t>2</w:t>
+      </w:r>
+      <w:r>
+        <w:rPr>
+          <w:vertAlign w:val="superscript"/>
+        </w:rPr>
+        <w:t>31</w:t>
+      </w:r>
+      <w:r>
+        <w:t xml:space="preserve"> mod </w:t>
+      </w:r>
+      <w:r>
+        <w:t>67</w:t>
+      </w:r>
+      <w:r>
+        <w:t xml:space="preserve"> = </w:t>
+      </w:r>
+      <w:r>
+        <w:t>50</w:t>
+      </w:r>
+    </w:p>
+    <w:p>
+      <w:pPr>
+        <w:ind w:firstLine="0"/>
+      </w:pPr>
+      <w:r>
+        <w:t>2</w:t>
+      </w:r>
+      <w:r>
+        <w:rPr>
+          <w:vertAlign w:val="superscript"/>
+        </w:rPr>
+        <w:t>35</w:t>
+      </w:r>
+      <w:r>
+        <w:t xml:space="preserve"> mod </w:t>
+      </w:r>
+      <w:r>
+        <w:t>67</w:t>
+      </w:r>
+      <w:r>
+        <w:t xml:space="preserve"> = </w:t>
+      </w:r>
+      <w:r>
+        <w:t>63</w:t>
+      </w:r>
+    </w:p>
+    <w:p>
+      <w:pPr>
+        <w:ind w:firstLine="0"/>
+      </w:pPr>
+      <w:r>
+        <w:t>2</w:t>
+      </w:r>
+      <w:r>
+        <w:rPr>
+          <w:vertAlign w:val="superscript"/>
+        </w:rPr>
+        <w:t>37</w:t>
+      </w:r>
+      <w:r>
+        <w:t xml:space="preserve"> mod </w:t>
+      </w:r>
+      <w:r>
+        <w:t>67</w:t>
+      </w:r>
+      <w:r>
+        <w:t xml:space="preserve"> = </w:t>
+      </w:r>
+      <w:r>
+        <w:t>51</w:t>
+      </w:r>
+    </w:p>
+    <w:p>
+      <w:pPr>
+        <w:ind w:firstLine="0"/>
+      </w:pPr>
+      <w:r>
+        <w:t>2</w:t>
+      </w:r>
+      <w:r>
+        <w:rPr>
+          <w:vertAlign w:val="superscript"/>
+        </w:rPr>
+        <w:t>41</w:t>
+      </w:r>
+      <w:r>
+        <w:t xml:space="preserve"> mod </w:t>
+      </w:r>
+      <w:r>
+        <w:t>67</w:t>
+      </w:r>
+      <w:r>
+        <w:t xml:space="preserve"> = </w:t>
+      </w:r>
+      <w:r>
+        <w:t>12</w:t>
+      </w:r>
+    </w:p>
+    <w:p>
+      <w:pPr>
+        <w:ind w:firstLine="0"/>
+      </w:pPr>
+      <w:r>
+        <w:t>2</w:t>
+      </w:r>
+      <w:r>
+        <w:rPr>
+          <w:vertAlign w:val="superscript"/>
+        </w:rPr>
+        <w:t>43</w:t>
+      </w:r>
+      <w:r>
+        <w:t xml:space="preserve"> mod </w:t>
+      </w:r>
+      <w:r>
+        <w:t>67</w:t>
+      </w:r>
+      <w:r>
+        <w:t xml:space="preserve"> = </w:t>
+      </w:r>
+      <w:r>
+        <w:t>48</w:t>
+      </w:r>
+    </w:p>
+    <w:p>
+      <w:pPr>
+        <w:ind w:firstLine="0"/>
+      </w:pPr>
+      <w:r>
+        <w:lastRenderedPageBreak/>
+        <w:t>2</w:t>
+      </w:r>
+      <w:r>
+        <w:rPr>
+          <w:vertAlign w:val="superscript"/>
+        </w:rPr>
+        <w:t>47</w:t>
+      </w:r>
+      <w:r>
+        <w:t xml:space="preserve"> mod </w:t>
+      </w:r>
+      <w:r>
+        <w:t>67</w:t>
+      </w:r>
+      <w:r>
+        <w:t xml:space="preserve"> = </w:t>
+      </w:r>
+      <w:r>
+        <w:t>31</w:t>
+      </w:r>
+    </w:p>
+    <w:p>
+      <w:pPr>
+        <w:ind w:firstLine="0"/>
+      </w:pPr>
+      <w:r>
+        <w:t>2</w:t>
+      </w:r>
+      <w:r>
+        <w:rPr>
+          <w:vertAlign w:val="superscript"/>
+        </w:rPr>
+        <w:t>49</w:t>
+      </w:r>
+      <w:r>
+        <w:t xml:space="preserve"> mod </w:t>
+      </w:r>
+      <w:r>
+        <w:t>67</w:t>
+      </w:r>
+      <w:r>
+        <w:t xml:space="preserve"> = </w:t>
+      </w:r>
+      <w:r>
+        <w:t>57</w:t>
+      </w:r>
+    </w:p>
+    <w:p>
+      <w:pPr>
+        <w:ind w:firstLine="0"/>
+      </w:pPr>
+      <w:r>
+        <w:t>2</w:t>
+      </w:r>
+      <w:r>
+        <w:rPr>
+          <w:vertAlign w:val="superscript"/>
+        </w:rPr>
+        <w:t>53</w:t>
+      </w:r>
+      <w:r>
+        <w:t xml:space="preserve"> mod </w:t>
+      </w:r>
+      <w:r>
+        <w:t>67</w:t>
+      </w:r>
+      <w:r>
+        <w:t xml:space="preserve"> = </w:t>
+      </w:r>
+      <w:r>
+        <w:t>41</w:t>
+      </w:r>
+    </w:p>
+    <w:p>
+      <w:pPr>
+        <w:ind w:firstLine="0"/>
+      </w:pPr>
+      <w:r>
+        <w:t>2</w:t>
+      </w:r>
+      <w:r>
+        <w:rPr>
+          <w:vertAlign w:val="superscript"/>
+        </w:rPr>
+        <w:t>59</w:t>
+      </w:r>
+      <w:r>
+        <w:t xml:space="preserve"> mod </w:t>
+      </w:r>
+      <w:r>
+        <w:t>67</w:t>
+      </w:r>
+      <w:r>
+        <w:t xml:space="preserve"> = </w:t>
+      </w:r>
+      <w:r>
+        <w:t>11</w:t>
+      </w:r>
+    </w:p>
+    <w:p>
+      <w:pPr>
+        <w:ind w:firstLine="0"/>
+      </w:pPr>
+      <w:r>
+        <w:t>2</w:t>
+      </w:r>
+      <w:r>
+        <w:rPr>
+          <w:vertAlign w:val="superscript"/>
+        </w:rPr>
+        <w:t>61</w:t>
+      </w:r>
+      <w:r>
+        <w:t xml:space="preserve"> mod </w:t>
+      </w:r>
+      <w:r>
+        <w:t>67</w:t>
+      </w:r>
+      <w:r>
+        <w:t xml:space="preserve"> = </w:t>
+      </w:r>
+      <w:r>
+        <w:t>44</w:t>
+      </w:r>
+    </w:p>
+    <w:p>
+      <w:pPr>
+        <w:ind w:firstLine="0"/>
+      </w:pPr>
+      <w:r>
+        <w:t>2</w:t>
+      </w:r>
+      <w:r>
+        <w:rPr>
+          <w:vertAlign w:val="superscript"/>
+        </w:rPr>
+        <w:t>65</w:t>
+      </w:r>
+      <w:r>
+        <w:t xml:space="preserve"> mod </w:t>
+      </w:r>
+      <w:r>
+        <w:t>67</w:t>
+      </w:r>
+      <w:r>
+        <w:t xml:space="preserve"> = </w:t>
+      </w:r>
+      <w:r>
+        <w:t>34</w:t>
+      </w:r>
+    </w:p>
+    <w:p>
+      <w:pPr>
+        <w:ind w:firstLine="0"/>
+        <w:jc w:val="center"/>
+      </w:pPr>
+    </w:p>
+    <w:p>
+      <w:pPr>
+        <w:ind w:firstLine="0"/>
+        <w:jc w:val="left"/>
+        <w:rPr>
+          <w:lang w:val="ru-RU"/>
+        </w:rPr>
+      </w:pPr>
+      <w:r>
+        <w:rPr>
+          <w:lang w:val="ru-RU"/>
+        </w:rPr>
+        <w:t>Полученные первообразные корни:</w:t>
+      </w:r>
+      <w:r>
+        <w:rPr>
+          <w:lang w:val="ru-RU"/>
+        </w:rPr>
+        <w:br/>
+        <w:t>2</w:t>
+      </w:r>
+      <w:r>
+        <w:rPr>
+          <w:lang w:val="ru-RU"/>
+        </w:rPr>
+        <w:t xml:space="preserve">, 7, 11, 12, </w:t>
+      </w:r>
+      <w:r>
+        <w:rPr>
+          <w:lang w:val="ru-RU"/>
+        </w:rPr>
+        <w:t xml:space="preserve">13, </w:t>
+      </w:r>
+      <w:r>
+        <w:rPr>
+          <w:lang w:val="ru-RU"/>
+        </w:rPr>
+        <w:t xml:space="preserve">18, 20, 28, 31, 32, 34, 41, 44, 46, 48, 50, 51, </w:t>
+      </w:r>
+      <w:r>
+        <w:rPr>
+          <w:lang w:val="ru-RU"/>
+        </w:rPr>
+        <w:t>57, 61, 63</w:t>
+      </w:r>
+    </w:p>
+    <w:p>
+      <w:pPr>
+        <w:ind w:firstLine="0"/>
+        <w:jc w:val="left"/>
+        <w:rPr>
+          <w:iCs/>
+          <w:lang w:val="ru-RU"/>
+        </w:rPr>
+      </w:pPr>
+      <w:r>
+        <w:rPr>
+          <w:iCs/>
+          <w:lang w:val="ru-RU"/>
+        </w:rPr>
+        <w:t>Данные в двух вариантах абсолютно идентичны.</w:t>
+      </w:r>
+      <w:r>
+        <w:rPr>
+          <w:iCs/>
+          <w:lang w:val="ru-RU"/>
+        </w:rPr>
+        <w:br/>
+      </w:r>
     </w:p>
     <w:p>
       <w:pPr>
@@ -11775,6 +12967,7 @@
       <w:numPr>
         <w:ilvl w:val="1"/>
       </w:numPr>
+      <w:ind w:firstLine="720"/>
     </w:pPr>
     <w:rPr>
       <w:rFonts w:eastAsiaTheme="majorEastAsia" w:cstheme="majorBidi"/>
@@ -12026,6 +13219,16 @@
       <w:lang w:val="en-US"/>
       <w14:ligatures w14:val="none"/>
     </w:rPr>
+  </w:style>
+  <w:style w:type="character" w:customStyle="1" w:styleId="mord">
+    <w:name w:val="mord"/>
+    <w:basedOn w:val="a0"/>
+    <w:rsid w:val="00267706"/>
+  </w:style>
+  <w:style w:type="character" w:customStyle="1" w:styleId="mpunct">
+    <w:name w:val="mpunct"/>
+    <w:basedOn w:val="a0"/>
+    <w:rsid w:val="00267706"/>
   </w:style>
 </w:styles>
 </file>
